--- a/priyomka/docs/monitor-priyomki.docx
+++ b/priyomka/docs/monitor-priyomki.docx
@@ -9,7 +9,7 @@
           <w:b/>
           <w:sz w:val="36"/>
         </w:rPr>
-        <w:t>Монитор приёмки и размещения ДМД</w:t>
+        <w:t>Монитор приёмки: где на складе пробка</w:t>
       </w:r>
     </w:p>
     <w:p>
@@ -30,7 +30,7 @@
           <w:b/>
           <w:sz w:val="26"/>
         </w:rPr>
-        <w:t>Зачем считали</w:t>
+        <w:t>О чём это</w:t>
       </w:r>
     </w:p>
     <w:p>
@@ -39,7 +39,7 @@
         <w:rPr>
           <w:b w:val="0"/>
         </w:rPr>
-        <w:t>На встрече 11 сентября разбирали, почему склад в Домодедове периодически встаёт, и почему это видно только тогда, когда уже поздно. Отчёты показывают, что операция завершена, но не показывают, где товар копится. Нужен был светофор «где пробка»: зелёный — норма, жёлтый — подход к потолку, красный — коллапс.</w:t>
+        <w:t>Склад в Домодедове периодически встаёт, и понимают это тогда, когда уже поздно: машины ждут, товар не доезжает до полок, продажи не видят остатка. При этом все отчёты зелёные — они показывают, что операции выполняются, но не показывают, где товар копится.</w:t>
       </w:r>
     </w:p>
     <w:p>
@@ -48,7 +48,16 @@
         <w:rPr>
           <w:b w:val="0"/>
         </w:rPr>
-        <w:t>Договорились считать метрику из двух признаков: заполненность зоны и время нахождения товара в ней, SLA 48 часов. Первая итерация — только вход, отгрузку не берём. Пороги по загрузке мест задал Карташев: до 80% жёлтый (склад недозагружен), 80–90 зелёный, 90–92 жёлтый, больше 92 красный.</w:t>
+        <w:t>Монитор отвечает на один вопрос: где прямо сейчас пробка. Не «сколько сделали за смену», а «где лежит то, что должно было уехать». Это светофор по складу: зелёный — идёт нормально, жёлтый — подходит к потолку, красный — встало.</w:t>
+      </w:r>
+    </w:p>
+    <w:p>
+      <w:pPr/>
+      <w:r>
+        <w:rPr>
+          <w:b w:val="0"/>
+        </w:rPr>
+        <w:t>Задача поставлена на встрече 11 сентября: Фролов — приоритеты, Карташев — пороги, Тебекин — данные и WMS, я — борд.</w:t>
       </w:r>
     </w:p>
     <w:p>
@@ -58,7 +67,7 @@
           <w:b/>
           <w:sz w:val="26"/>
         </w:rPr>
-        <w:t>Почему нельзя было просто взять занятость ячеек</w:t>
+        <w:t>Что именно считаем</w:t>
       </w:r>
     </w:p>
     <w:p>
@@ -67,7 +76,7 @@
         <w:rPr>
           <w:b w:val="0"/>
         </w:rPr>
-        <w:t>Первая же проверка показала ловушку. Занятость зон приёмки держится на 6–10% в тот момент, когда приёмка физически стоит. Причина в скрининге: товар лежит в проездах и на полу, а в системе он не оприходован в ячейку. Светофор по одной занятости показывал бы зелёный на коллапсе.</w:t>
+        <w:t>Пробка — это два разных вопроса, и путать их нельзя. Первый: есть ли куда класть, то есть сколько мест хранения занято. Второй: не залежалось ли, то есть сколько времени товар уже лежит там, где лежит.</w:t>
       </w:r>
     </w:p>
     <w:p>
@@ -76,17 +85,7 @@
         <w:rPr>
           <w:b w:val="0"/>
         </w:rPr>
-        <w:t>Вторая ловушка — возраст по таре. Контейнер многоразовый, и если считать возраст по дате создания контейнера, выходят тысячи часов у свежего товара. Возраст нужно считать по самому товару.</w:t>
-      </w:r>
-    </w:p>
-    <w:p>
-      <w:pPr/>
-      <w:r>
-        <w:rPr>
-          <w:b/>
-          <w:sz w:val="26"/>
-        </w:rPr>
-        <w:t>Откуда берутся данные</w:t>
+        <w:t>Ответ «мест хватает» ничего не значит, если товар неделю стоит неразобранный. И наоборот: забитый сектор — не беда, если через него всё быстро проходит. Поэтому светофор собирается из двух признаков сразу, и любой из них может покрасить сектор красным.</w:t>
       </w:r>
     </w:p>
     <w:p>
@@ -97,7 +96,7 @@
         <w:rPr>
           <w:b w:val="0"/>
         </w:rPr>
-        <w:t>Заполненность — DWH_VI.wms.reg_storage_product_rest в разрезе ячеек, ёмкость — ref_cell со статусом 2 (рабочие ячейки; статус 1 встречается единицами и даёт заполненность больше 100%).</w:t>
+        <w:t>По местам — пороги Карташева: до 80% жёлтый (склад недозагружен), 80–90 зелёный, 90–92 жёлтый, больше 92 красный.</w:t>
       </w:r>
     </w:p>
     <w:p>
@@ -108,7 +107,54 @@
         <w:rPr>
           <w:b w:val="0"/>
         </w:rPr>
-        <w:t>Назначение зоны — ref_zone.zone_type_id: ЗонаХранения и Склад это хранение, БуферРазмещения и ПеремещениеCПриемки — размещение, ПоступлениеТовара — приёмка, Разгрузка — разгрузка. По названию зоны определять нельзя (см. ниже).</w:t>
+        <w:t>По времени — SLA 48 часов: до суток норма, сутки-двое тормозит, больше двух суток нарушение. Если больше половины товара в зоне лежит дольше SLA, зона красная независимо от того, сколько у неё свободных мест.</w:t>
+      </w:r>
+    </w:p>
+    <w:p>
+      <w:pPr/>
+      <w:r>
+        <w:rPr>
+          <w:b/>
+          <w:sz w:val="26"/>
+        </w:rPr>
+        <w:t>Главная ловушка, из-за которой борд мог врать</w:t>
+      </w:r>
+    </w:p>
+    <w:p>
+      <w:pPr/>
+      <w:r>
+        <w:rPr>
+          <w:b w:val="0"/>
+        </w:rPr>
+        <w:t>Занятость ячеек на приёмке держится на уровне 6–10% в тот момент, когда приёмка физически стоит. Причина простая: товар выгружен и лежит в проездах и на полу, а в системе он ещё не оприходован ни в какую ячейку. Для базы данных его там нет.</w:t>
+      </w:r>
+    </w:p>
+    <w:p>
+      <w:pPr/>
+      <w:r>
+        <w:rPr>
+          <w:b w:val="0"/>
+        </w:rPr>
+        <w:t>Если бы светофор считался по одной занятости, он показывал бы зелёный ровно тогда, когда склад встал. Поэтому решающим признаком на входе сделано время, а занятость там оставлена справочной цифрой.</w:t>
+      </w:r>
+    </w:p>
+    <w:p>
+      <w:pPr/>
+      <w:r>
+        <w:rPr>
+          <w:b/>
+          <w:sz w:val="26"/>
+        </w:rPr>
+        <w:t>Что монитор показал</w:t>
+      </w:r>
+    </w:p>
+    <w:p>
+      <w:pPr/>
+      <w:r>
+        <w:rPr>
+          <w:b w:val="0"/>
+        </w:rPr>
+        <w:t>На 18 сентября склад не упирается в места: занято 360 238 мест хранения из 573 087, это 62,9%. Свободного места треть.</w:t>
       </w:r>
     </w:p>
     <w:p>
@@ -119,7 +165,7 @@
         <w:rPr>
           <w:b w:val="0"/>
         </w:rPr>
-        <w:t>Возраст товара — журнал движений tab_movement_product по паре «SKU + ячейка» и строки приёмки tab_purchase_product по паре «SKU + ячейка приёмки». Берём то событие, которое случилось позже: это и есть момент, когда товар оказался там, где лежит сейчас.</w:t>
+        <w:t>При этом в зонах входа лежит 81 567 штук старше 48 часов — против 1 447 штук моложе суток. То есть SLA нарушен не по хвосту, а по основной массе входящего потока.</w:t>
       </w:r>
     </w:p>
     <w:p>
@@ -130,113 +176,7 @@
         <w:rPr>
           <w:b w:val="0"/>
         </w:rPr>
-        <w:t>Периметр — дерево зон от корня ДОМОДЕДОВО. Имя зоны само по себе ничего не значит: «003 ХРАНЕНИЕ Д» встречается и на других складах.</w:t>
-      </w:r>
-    </w:p>
-    <w:p>
-      <w:pPr/>
-      <w:r>
-        <w:rPr>
-          <w:b/>
-          <w:sz w:val="26"/>
-        </w:rPr>
-        <w:t>Что пришлось починить по дороге</w:t>
-      </w:r>
-    </w:p>
-    <w:p>
-      <w:pPr/>
-      <w:r>
-        <w:rPr>
-          <w:b w:val="0"/>
-        </w:rPr>
-        <w:t>Назначение зоны сначала определялось по её названию — искали «ХРАНЕНИ», «ПРИЕМК» и так далее. Оказалось, что основное хранение в Домодедове называется «(А) Верха», «(Д) М3», «(Е) М5» и ни под одну маску не попадает. В результате 652 зоны на 549 676 мест и 20,9 млн штук считались «прочим» и в светофор не входили вовсе: места хранения считались по четырнадцати зонам вместо ста девяноста одной.</w:t>
-      </w:r>
-    </w:p>
-    <w:p>
-      <w:pPr/>
-      <w:r>
-        <w:rPr>
-          <w:b w:val="0"/>
-        </w:rPr>
-        <w:t>Цвет сектора брался по худшей его зоне. Служебная зона на 243 места уходила в красный и красила весь сектор, где мест десятки тысяч. Теперь цвет считается по местам хранения сектора целиком, а служебные зоны в расчёт не идут.</w:t>
-      </w:r>
-    </w:p>
-    <w:p>
-      <w:pPr/>
-      <w:r>
-        <w:rPr>
-          <w:b w:val="0"/>
-        </w:rPr>
-        <w:t>Акт приёмки как точку отсчёта возраста пришлось отбросить: acceptance_act_id заполнен у 7% остатков и в зонах приёмки пуст полностью.</w:t>
-      </w:r>
-    </w:p>
-    <w:p>
-      <w:pPr/>
-      <w:r>
-        <w:rPr>
-          <w:b/>
-          <w:sz w:val="26"/>
-        </w:rPr>
-        <w:t>Как устроен светофор</w:t>
-      </w:r>
-    </w:p>
-    <w:p>
-      <w:pPr/>
-      <w:r>
-        <w:rPr>
-          <w:b w:val="0"/>
-        </w:rPr>
-        <w:t>Цвет сектора складывается из двух независимых поводов. По местам: доля занятых мест хранения по порогам Карташева. По времени: доля штук старше 48 часов — если больше половины, сектор красный независимо от того, сколько у него свободных мест; если больше четверти, жёлтый. Второй повод важнее первого именно потому, что занятость на приёмке врёт.</w:t>
-      </w:r>
-    </w:p>
-    <w:p>
-      <w:pPr/>
-      <w:r>
-        <w:rPr>
-          <w:b w:val="0"/>
-        </w:rPr>
-        <w:t>На карте входа цвет узла зависит от того, что зону характеризует: у приёмки и разгрузки — время, у мест хранения — занятость. Это разные шкалы, и путать их нельзя: сектор может быть красным по местам и зелёным по времени.</w:t>
-      </w:r>
-    </w:p>
-    <w:p>
-      <w:pPr/>
-      <w:r>
-        <w:rPr>
-          <w:b/>
-          <w:sz w:val="26"/>
-        </w:rPr>
-        <w:t>Что показал монитор</w:t>
-      </w:r>
-    </w:p>
-    <w:p>
-      <w:pPr/>
-      <w:r>
-        <w:rPr>
-          <w:b w:val="0"/>
-        </w:rPr>
-        <w:t>На 18 сентября склад не упирается в места: занято 360 238 мест хранения из 573 087, то есть 62,9%. Красных секторов восемь по местам и десять по времени.</w:t>
-      </w:r>
-    </w:p>
-    <w:p>
-      <w:pPr>
-        <w:pStyle w:val="ListBullet"/>
-      </w:pPr>
-      <w:r>
-        <w:rPr>
-          <w:b w:val="0"/>
-        </w:rPr>
-        <w:t>Товар в зонах входа: 1 447 штук моложе суток, 2 287 в возрасте 24–48 часов и 81 567 штук старше 48 часов. То есть SLA нарушен по подавляющей части входящего потока, а не по хвосту.</w:t>
-      </w:r>
-    </w:p>
-    <w:p>
-      <w:pPr>
-        <w:pStyle w:val="ListBullet"/>
-      </w:pPr>
-      <w:r>
-        <w:rPr>
-          <w:b w:val="0"/>
-        </w:rPr>
-        <w:t>Худшие по времени: сектор Д — 13 089 штук за SLA (86,7%), сектор В — 12 316 (86,5%), сектор Ж — 7 202 (85,8%). Самому старому товару около 1 450 часов, это два месяца.</w:t>
+        <w:t>Худшие по времени: сектор Д — 13 089 штук за SLA (86,7% зоны), сектор В — 12 316 (86,5%), сектор Ж — 7 202 (85,8%). Самому старому товару около 1 450 часов, это два месяца.</w:t>
       </w:r>
     </w:p>
     <w:p>
@@ -256,7 +196,7 @@
         <w:rPr>
           <w:b w:val="0"/>
         </w:rPr>
-        <w:t>Вывод из этого один: узкое место склада не «некуда положить», а «не разобрано». Приёмка держит десятки тысяч штук неделями, при том что места на хранении есть.</w:t>
+        <w:t>Вывод из этого один, и он меняет разговор о складе: узкое место не «некуда положить», а «не разобрано». Приёмка держит десятки тысяч единиц неделями при том, что места на хранении есть.</w:t>
       </w:r>
     </w:p>
     <w:p>
@@ -266,7 +206,7 @@
           <w:b/>
           <w:sz w:val="26"/>
         </w:rPr>
-        <w:t>Границы точности</w:t>
+        <w:t>Чему в цифрах верить нельзя</w:t>
       </w:r>
     </w:p>
     <w:p>
@@ -277,7 +217,7 @@
         <w:rPr>
           <w:b w:val="0"/>
         </w:rPr>
-        <w:t>45 221 штука в зонах входа не имеет следа прихода: ни движения в ячейку, ни строки приёмки за 60 дней. Для них возраст неизвестен, и в корзины SLA они не попадают. Значит 81 567 штук за SLA — оценка снизу, реально хуже.</w:t>
+        <w:t>45 221 штука в зонах входа не имеет следа прихода: ни движения в ячейку, ни строки приёмки за последние два месяца. Сколько они там лежат — неизвестно, в расчёт SLA они не попадают. Значит 81 567 штук за SLA это оценка снизу, реально хуже.</w:t>
       </w:r>
     </w:p>
     <w:p>
@@ -288,7 +228,7 @@
         <w:rPr>
           <w:b w:val="0"/>
         </w:rPr>
-        <w:t>Товар, который физически стоит в проездах и на полу, в системе не числится нигде. Монитор его не видит по определению — это ограничение данных, а не расчёта.</w:t>
+        <w:t>Товар, который стоит в проездах и на полу, монитор не видит в принципе: в системе его нет нигде. Это ограничение данных, а не расчёта.</w:t>
       </w:r>
     </w:p>
     <w:p>
@@ -299,7 +239,26 @@
         <w:rPr>
           <w:b w:val="0"/>
         </w:rPr>
-        <w:t>Нет баланса потока «принято минус размещено за сутки» — по этой паре в журнале движений нет индекса, запрос не укладывается в десять минут даже на суточном окне. Это же мешает построить потоки между зонами на карте.</w:t>
+        <w:t>Монитор показывает состояние на момент пересчёта, а не поток. Сказать «очередь растёт третий день подряд» он пока не может — см. блокеры.</w:t>
+      </w:r>
+    </w:p>
+    <w:p>
+      <w:pPr/>
+      <w:r>
+        <w:rPr>
+          <w:b/>
+          <w:sz w:val="26"/>
+        </w:rPr>
+        <w:t>Что мешает довести до конца</w:t>
+      </w:r>
+    </w:p>
+    <w:p>
+      <w:pPr/>
+      <w:r>
+        <w:rPr>
+          <w:b w:val="0"/>
+        </w:rPr>
+        <w:t>Три вещи, и две из них не решаются своими силами.</w:t>
       </w:r>
     </w:p>
     <w:p>
@@ -310,7 +269,29 @@
         <w:rPr>
           <w:b w:val="0"/>
         </w:rPr>
-        <w:t>Очередь незакрытых заданий на размещение считается, но показывает не текущую пробку, а зависший хвост из десятков старых заданий, поэтому в монитор пока не выведена.</w:t>
+        <w:t>Нет индекса в журнале движений под пару «откуда → куда». Из-за этого не считается баланс потока «принято минус размещено за сутки» — а именно он ловит растущую очередь. По той же причине на карте нет линий потоков между зонами: запрос не укладывается в десять минут даже на суточном окне. Это запрос к Тебекину.</w:t>
+      </w:r>
+    </w:p>
+    <w:p>
+      <w:pPr>
+        <w:pStyle w:val="ListBullet"/>
+      </w:pPr>
+      <w:r>
+        <w:rPr>
+          <w:b w:val="0"/>
+        </w:rPr>
+        <w:t>Не разобраны 45 тысяч единиц без следа прихода. Если окажется, что это старый неразобранный товар, цифра нарушений SLA вырастет примерно вдвое.</w:t>
+      </w:r>
+    </w:p>
+    <w:p>
+      <w:pPr>
+        <w:pStyle w:val="ListBullet"/>
+      </w:pPr>
+      <w:r>
+        <w:rPr>
+          <w:b w:val="0"/>
+        </w:rPr>
+        <w:t>Негабарит должен быть отдельным классом светофора, но в WMS пока не найдено, чем отличать ячейку негабарита от обычной. Уточняется.</w:t>
       </w:r>
     </w:p>
     <w:p>
@@ -320,7 +301,7 @@
           <w:b/>
           <w:sz w:val="26"/>
         </w:rPr>
-        <w:t>Что с этим делать</w:t>
+        <w:t>Как этим пользоваться</w:t>
       </w:r>
     </w:p>
     <w:p>
@@ -329,7 +310,7 @@
         <w:rPr>
           <w:b w:val="0"/>
         </w:rPr>
-        <w:t>Первое — индекс по tab_movement_product под пару «ячейка-источник → ячейка-получатель». Он закрывает сразу три дыры: баланс потока, потоки на карте и разбор товара без следа. Это запрос к Тебекину, своими силами не решается.</w:t>
+        <w:t>Сверху четыре плитки: сколько секторов без мест, сколько на пределе, худший сектор и общая занятость. Это ответ на вопрос «всё ли в порядке» за одну секунду.</w:t>
       </w:r>
     </w:p>
     <w:p>
@@ -338,7 +319,7 @@
         <w:rPr>
           <w:b w:val="0"/>
         </w:rPr>
-        <w:t>Второе — понять, что за 45 тысяч штук лежат без следа прихода. Если это старый неразобранный товар, цифра нарушений SLA вырастет вдвое, и разговор про приёмку меняется качественно.</w:t>
+        <w:t>Ниже карта входа: колонка — этап пути товара от поступления до хранения, кружок — зона, размер по количеству штук, цвет по светофору. Видно, на каком шаге затор: у колонки написано, сколько на ней штук и сколько из них за SLA.</w:t>
       </w:r>
     </w:p>
     <w:p>
@@ -347,7 +328,7 @@
         <w:rPr>
           <w:b w:val="0"/>
         </w:rPr>
-        <w:t>Третье — негабарит. В ТЗ он значится отдельным классом светофора, но в WMS пока не найдено, чем отличать ячейку негабарита; уточняется у Тебекина А.</w:t>
+        <w:t>Клик по зоне открывает разбор справа: сколько штук, сколько мест, сколько времени лежит, что с SLA. Кнопки секторов над картой сужают её до одного сектора — так сектор из таблицы находится на карте одним кликом. В самом низу таблица всех секторов с разворачиванием до зон.</w:t>
       </w:r>
     </w:p>
     <w:p>
@@ -357,7 +338,7 @@
           <w:b/>
           <w:sz w:val="26"/>
         </w:rPr>
-        <w:t>Где смотреть</w:t>
+        <w:t>Техническая часть</w:t>
       </w:r>
     </w:p>
     <w:p>
@@ -366,16 +347,62 @@
         <w:rPr>
           <w:b w:val="0"/>
         </w:rPr>
-        <w:t>Сайт «Уценка», раздел «Приёмка ДМД». Сверху четыре плитки: сколько секторов без мест, сколько на пределе, худший сектор и общая занятость мест хранения. Ниже карта входа: колонка — этап пути товара, кружок — зона, размер по штукам, цвет по светофору. Клик по зоне открывает разбор справа, кнопки секторов над картой сужают её до одного сектора. В самом низу таблица секторов с разворачиванием до зон.</w:t>
+        <w:t>Для тех, кто будет проверять или дорабатывать. Всё считается по DWH_VI, схема wms, пересчёт по таймеру ucenka-priyomka, время обновления видно в шапке страницы.</w:t>
       </w:r>
     </w:p>
     <w:p>
-      <w:pPr/>
+      <w:pPr>
+        <w:pStyle w:val="ListBullet"/>
+      </w:pPr>
       <w:r>
         <w:rPr>
           <w:b w:val="0"/>
         </w:rPr>
-        <w:t>Данные пересчитываются по расписанию таймером ucenka-priyomka, время последнего обновления показано в шапке страницы.</w:t>
+        <w:t>Заполненность — reg_storage_product_rest в разрезе ячеек; ёмкость — ref_cell со статусом 2 (рабочие ячейки, статус 1 единичный и даёт заполненность выше 100%).</w:t>
+      </w:r>
+    </w:p>
+    <w:p>
+      <w:pPr>
+        <w:pStyle w:val="ListBullet"/>
+      </w:pPr>
+      <w:r>
+        <w:rPr>
+          <w:b w:val="0"/>
+        </w:rPr>
+        <w:t>Назначение зоны — ref_zone.zone_type_id. По названию определять нельзя: основное хранение называется «(А) Верха» и «(Д) М3». Когда классификация шла по имени, 652 зоны на 549 676 мест считались «прочим», и склад мерился по четырнадцати зонам вместо ста девяноста одной.</w:t>
+      </w:r>
+    </w:p>
+    <w:p>
+      <w:pPr>
+        <w:pStyle w:val="ListBullet"/>
+      </w:pPr>
+      <w:r>
+        <w:rPr>
+          <w:b w:val="0"/>
+        </w:rPr>
+        <w:t>Возраст — по паре «SKU + ячейка»: последнее движение в эту ячейку из tab_movement_product либо строка приёмки из tab_purchase_product, берётся то, что позже. По таре считать нельзя, контейнер многоразовый и даёт тысячи часов у свежего товара. Акт приёмки не годится: acceptance_act_id заполнен у 7% остатков и в зонах приёмки пуст.</w:t>
+      </w:r>
+    </w:p>
+    <w:p>
+      <w:pPr>
+        <w:pStyle w:val="ListBullet"/>
+      </w:pPr>
+      <w:r>
+        <w:rPr>
+          <w:b w:val="0"/>
+        </w:rPr>
+        <w:t>Периметр — дерево зон от корня ДОМОДЕДОВО: имя зоны не уникально, «003 ХРАНЕНИЕ Д» есть и на других складах.</w:t>
+      </w:r>
+    </w:p>
+    <w:p>
+      <w:pPr>
+        <w:pStyle w:val="ListBullet"/>
+      </w:pPr>
+      <w:r>
+        <w:rPr>
+          <w:b w:val="0"/>
+        </w:rPr>
+        <w:t>Цвет сектора — по его местам хранения целиком, служебные зоны не участвуют. Раньше сектор красила худшая зона, и служебная зона на 243 места красила сектор, где мест десятки тысяч.</w:t>
       </w:r>
     </w:p>
     <w:sectPr>
